--- a/docs/feature/authentication/3-2-2-sign-in-with-email/spec.docx
+++ b/docs/feature/authentication/3-2-2-sign-in-with-email/spec.docx
@@ -22,7 +22,7 @@
     </w:p>
     <w:p>
       <w:r>
-        <w:t>User da co tai khoan mo trang /login, nhap identifier (email hoac phone) + password va submit form dang nhap.</w:t>
+        <w:t>Begins when a Guest with an existing account visits /login and submits an identifier, either an email address or a phone number, together with a password.</w:t>
       </w:r>
     </w:p>
     <w:p>
@@ -48,7 +48,7 @@
         <w:t xml:space="preserve">Actors / Roles: </w:t>
       </w:r>
       <w:r>
-        <w:t>GUEST (chua dang nhap) -&gt; USER sau khi dang nhap thanh cong.</w:t>
+        <w:t>GUEST holding an existing account.</w:t>
       </w:r>
     </w:p>
     <w:p>
@@ -65,7 +65,7 @@
         <w:t xml:space="preserve">Purpose: </w:t>
       </w:r>
       <w:r>
-        <w:t>Cho phep user da co tai khoan dang nhap bang email/phone + password, khong yeu cau OTP; neu tai khoan bat 2FA thi chuyen tiep sang buoc nhap ma 2FA truoc khi cap token.</w:t>
+        <w:t>Authenticate with an email address or phone number and a password, and obtain an access token plus a refresh token, without a further one-time code unless two-factor authentication is enabled.</w:t>
       </w:r>
     </w:p>
     <w:p>
@@ -82,7 +82,7 @@
         <w:t xml:space="preserve">Interface: </w:t>
       </w:r>
       <w:r>
-        <w:t>POST /api/v1/auth/login (LoginRequest{identifier,password} -&gt; LoginResponse); POST /api/v1/auth/refresh (doc cookie refreshToken -&gt; LoginResponse); POST /api/v1/auth/2fa/verify (FR 3.2.7, hoan tat luong 2FA).</w:t>
+        <w:t>Sign-in form with an identifier input (email address or phone number), a Password input and a "Forgot password" link leading to Reset Password (3.2.4). The same screen also carries the Google sign-in entry point (3.2.3).</w:t>
       </w:r>
     </w:p>
     <w:p>
@@ -99,7 +99,7 @@
         <w:t xml:space="preserve">Data Processing: </w:t>
       </w:r>
       <w:r>
-        <w:t>resolveByIdentifier phan biet email (chua '@') vs phone (normalize); checkStatus kiem tra active/DEACTIVATED; so sanh password bcrypt; re nhanh 2FA; completeLogin sinh JWT access+refresh va ghi AuditLog.</w:t>
+        <w:t>The system resolves the identifier, checks the account status, compares the password against the stored hash, records the sign-in, resolves the active workspace and issues an access token together with a rotating refresh token; when two-factor authentication is enabled it issues a challenge token instead of the tokens.</w:t>
       </w:r>
     </w:p>
     <w:p>
@@ -113,7 +113,7 @@
     </w:p>
     <w:p>
       <w:r>
-        <w:t>Man hinh /login: form 2 truong (identifier, password), nut Dang nhap, link 'Quen mat khau' tro toi FR 3.2.4 Reset Password.</w:t>
+        <w:t>Figure — Sign-in Screen (/login):</w:t>
       </w:r>
     </w:p>
     <w:p>
@@ -124,7 +124,7 @@
         <w:t xml:space="preserve">-  </w:t>
       </w:r>
       <w:r>
-        <w:t>Input identifier (email hoac so dien thoai) + password.</w:t>
+        <w:t>Center: identifier input (email address or phone number), password input.</w:t>
       </w:r>
     </w:p>
     <w:p>
@@ -135,7 +135,29 @@
         <w:t xml:space="preserve">-  </w:t>
       </w:r>
       <w:r>
-        <w:t>Neu tai khoan bat 2FA, sau khi submit dung se chuyen sang man /2fa-verify (dung chung voi FR 3.2.7).</w:t>
+        <w:t>Links: "Forgot password" leading to Reset Password (3.2.4), and the Google sign-in entry point (3.2.3).</w:t>
+      </w:r>
+    </w:p>
+    <w:p>
+      <w:pPr>
+        <w:ind w:left="360"/>
+      </w:pPr>
+      <w:r>
+        <w:t xml:space="preserve">-  </w:t>
+      </w:r>
+      <w:r>
+        <w:t>On success the screen stores the access token, loads the profile and navigates to the Dashboard / Agency list.</w:t>
+      </w:r>
+    </w:p>
+    <w:p>
+      <w:pPr>
+        <w:ind w:left="360"/>
+      </w:pPr>
+      <w:r>
+        <w:t xml:space="preserve">-  </w:t>
+      </w:r>
+      <w:r>
+        <w:t>When two-factor authentication is enabled the screen moves to the two-factor code screen (3.2.7) instead.</w:t>
       </w:r>
     </w:p>
     <w:p>
@@ -160,7 +182,7 @@
         <w:t xml:space="preserve">Input required: </w:t>
       </w:r>
       <w:r>
-        <w:t>identifier (String, bat buoc, khong blank), password (String, bat buoc, khong blank).</w:t>
+        <w:t>identifier (email address or phone number), password.</w:t>
       </w:r>
     </w:p>
     <w:p>
@@ -171,7 +193,7 @@
         <w:t xml:space="preserve">System data: </w:t>
       </w:r>
       <w:r>
-        <w:t>User (email, phone, passwordHash, status, isActive, twoFactorEnabled, lastLoginAt, lastPasswordChange), UserSystemRole (role), WorkspaceMember (workspaceId active dau tien).</w:t>
+        <w:t>userId, role, status, twoFactorEnabled, lastLoginAt, workspaceId, accessToken, refreshToken.</w:t>
       </w:r>
     </w:p>
     <w:p>
@@ -182,7 +204,7 @@
         <w:t xml:space="preserve">Output: </w:t>
       </w:r>
       <w:r>
-        <w:t>200 LoginResponse{accessToken, tokenType='Bearer', expiresIn, requireTwoFactor, twoFactorToken} + Set-Cookie refreshToken (HttpOnly, Secure, Path=/api/v1/auth, SameSite=Strict, MaxAge=refreshExpirationMs/1000) khi 2FA tat; khi 2FA bat: accessToken=null, requireTwoFactor=true, twoFactorToken khac null, KHONG set cookie.</w:t>
+        <w:t>access token, token type, expiry in seconds, a flag stating whether two-factor verification is required, and a refresh token delivered as an HTTP-only cookie. When two-factor verification is required, a two-factor challenge token is returned instead of the access token and the refresh token.</w:t>
       </w:r>
     </w:p>
     <w:p>
@@ -198,7 +220,7 @@
         <w:t xml:space="preserve">BR-01: </w:t>
       </w:r>
       <w:r>
-        <w:t>identifier co the la email (chua ky tu '@', tim theo email da lowercase) hoac phone (normalize qua PhoneUtil roi tim theo phone).</w:t>
+        <w:t>When no account matches the identifier, or the password does not match, or the account has no password (created through Google only), the same answer is returned: 401 INVALID_CREDENTIALS. The answer never reveals whether the email address or the phone number exists.</w:t>
       </w:r>
     </w:p>
     <w:p>
@@ -209,7 +231,7 @@
         <w:t xml:space="preserve">BR-02: </w:t>
       </w:r>
       <w:r>
-        <w:t>Khong tim thay user theo identifier -&gt; 401 INVALID_CREDENTIALS (khong tiet lo user co ton tai hay khong).</w:t>
+        <w:t>The email part of the identifier is matched case-insensitively; the phone part is normalized before lookup.</w:t>
       </w:r>
     </w:p>
     <w:p>
@@ -220,7 +242,7 @@
         <w:t xml:space="preserve">BR-03: </w:t>
       </w:r>
       <w:r>
-        <w:t>checkStatus: !user.isActive() -&gt; 403 ACCOUNT_SUSPENDED; status=DEACTIVATED -&gt; 403 ACCOUNT_DEACTIVATED; status khac ACTIVE va khong roi vao 2 case tren -&gt; 403 ACCOUNT_SUSPENDED.</w:t>
+        <w:t>An inactive account, or any status other than ACTIVE or DEACTIVATED → 403 ACCOUNT_SUSPENDED. A status of DEACTIVATED → 403 ACCOUNT_DEACTIVATED.</w:t>
       </w:r>
     </w:p>
     <w:p>
@@ -231,7 +253,7 @@
         <w:t xml:space="preserve">BR-04: </w:t>
       </w:r>
       <w:r>
-        <w:t>passwordHash=null (tai khoan OAuth-only, chua tung set password) hoac password sai -&gt; 401 INVALID_CREDENTIALS.</w:t>
+        <w:t>When two-factor authentication is enabled no access token and no refresh token are issued at this step; a two-factor challenge token is returned instead and the refresh cookie is not set.</w:t>
       </w:r>
     </w:p>
     <w:p>
@@ -242,51 +264,7 @@
         <w:t xml:space="preserve">BR-05: </w:t>
       </w:r>
       <w:r>
-        <w:t>user.isTwoFactorEnabled()=true -&gt; sinh twoFactorToken (JWT TTL 5 phut, claim type=2fa), tra LoginResponse.twoFactorChallenge, KHONG set lastLoginAt, KHONG ghi AuditLog LOGIN, KHONG set cookie refreshToken.</w:t>
-      </w:r>
-    </w:p>
-    <w:p>
-      <w:r>
-        <w:rPr>
-          <w:b/>
-        </w:rPr>
-        <w:t xml:space="preserve">BR-06: </w:t>
-      </w:r>
-      <w:r>
-        <w:t>isTwoFactorEnabled()=false -&gt; completeLogin: set lastLoginAt=now, ghi AuditLog(LOGIN), sinh accessToken (chua role + workspaceId active dau tien) + refreshToken, set cookie refreshToken.</w:t>
-      </w:r>
-    </w:p>
-    <w:p>
-      <w:r>
-        <w:rPr>
-          <w:b/>
-        </w:rPr>
-        <w:t xml:space="preserve">BR-07: </w:t>
-      </w:r>
-      <w:r>
-        <w:t>POST /api/v1/auth/refresh doc refreshToken tu cookie (khong phai body); thieu cookie -&gt; 401 REFRESH_TOKEN_INVALID.</w:t>
-      </w:r>
-    </w:p>
-    <w:p>
-      <w:r>
-        <w:rPr>
-          <w:b/>
-        </w:rPr>
-        <w:t xml:space="preserve">BR-08: </w:t>
-      </w:r>
-      <w:r>
-        <w:t>Refresh: jti bi blacklist -&gt; 401 REFRESH_TOKEN_BLACKLISTED; user khong ton tai -&gt; 401 REFRESH_TOKEN_INVALID; issuedAt &lt; lastPasswordChange (token cap truoc lan doi mat khau gan nhat) -&gt; 401 REFRESH_TOKEN_INVALID; user khong active/status!=ACTIVE -&gt; 401 REFRESH_TOKEN_INVALID.</w:t>
-      </w:r>
-    </w:p>
-    <w:p>
-      <w:r>
-        <w:rPr>
-          <w:b/>
-        </w:rPr>
-        <w:t xml:space="preserve">BR-09: </w:t>
-      </w:r>
-      <w:r>
-        <w:t>Refresh thanh cong: blacklist refreshToken cu (rotate), sinh access+refresh token moi, ghi AuditLog(TOKEN_REFRESH).</w:t>
+        <w:t>A refresh is accepted only from the HTTP-only cookie, never from the request body. A missing cookie or an unusable token → 401 REFRESH_TOKEN_INVALID. A token invalidated by sign-out → 401 REFRESH_TOKEN_BLACKLISTED. A token issued before the most recent password change → 401 REFRESH_TOKEN_INVALID. A successful refresh rotates the refresh token.</w:t>
       </w:r>
     </w:p>
     <w:p>
@@ -296,12 +274,12 @@
     </w:p>
     <w:p>
       <w:r>
-        <w:t>identifier: @NotBlank.</w:t>
+        <w:t>Empty identifier or empty password → error message.</w:t>
       </w:r>
     </w:p>
     <w:p>
       <w:r>
-        <w:t>password: @NotBlank.</w:t>
+        <w:t>The identifier is neither a valid email format nor a valid phone number → error message.</w:t>
       </w:r>
     </w:p>
     <w:p>
@@ -320,42 +298,32 @@
     </w:p>
     <w:p>
       <w:r>
-        <w:t>1. User mo /login, nhap identifier + password, submit.</w:t>
+        <w:t>1. The Guest opens /login and enters the identifier and the password.</w:t>
       </w:r>
     </w:p>
     <w:p>
       <w:r>
-        <w:t>2. FE goi POST /api/v1/auth/login {identifier, password}.</w:t>
+        <w:t>2. The system resolves the identifier to an account and checks that the account status allows sign-in.</w:t>
       </w:r>
     </w:p>
     <w:p>
       <w:r>
-        <w:t>3. BE resolveByIdentifier tim user theo email hoac phone.</w:t>
+        <w:t>3. The system compares the submitted password with the stored password hash.</w:t>
       </w:r>
     </w:p>
     <w:p>
       <w:r>
-        <w:t>4. BE checkStatus(user) - active va status hop le.</w:t>
+        <w:t>4. With two-factor authentication disabled the system records the sign-in, resolves the active workspace and issues an access token and a refresh token.</w:t>
       </w:r>
     </w:p>
     <w:p>
       <w:r>
-        <w:t>5. BE so sanh password bcrypt.</w:t>
+        <w:t>5. The system returns the tokens and sets the refresh token cookie.</w:t>
       </w:r>
     </w:p>
     <w:p>
       <w:r>
-        <w:t>6. Neu 2FA tat: completeLogin - set lastLoginAt, ghi AuditLog LOGIN, sinh access+refresh token, tra 200 + Set-Cookie refreshToken.</w:t>
-      </w:r>
-    </w:p>
-    <w:p>
-      <w:r>
-        <w:t>7. Neu 2FA bat: sinh twoFactorToken, tra 200 requireTwoFactor=true (khong cookie); FE dieu huong /2fa-verify; sau khi FE goi POST /2fa/verify thanh cong (FR 3.2.7) moi nhan duoc access+refresh token that.</w:t>
-      </w:r>
-    </w:p>
-    <w:p>
-      <w:r>
-        <w:t>8. FE luu accessToken, goi GET /api/v1/auth/me lay profile, dieu huong Dashboard/Agency list.</w:t>
+        <w:t>6. The screen stores the access token, loads the profile and navigates to the Dashboard / Agency list.</w:t>
       </w:r>
     </w:p>
     <w:p>
@@ -365,42 +333,27 @@
     </w:p>
     <w:p>
       <w:r>
-        <w:t>Khong tim thay user theo identifier -&gt; 401 INVALID_CREDENTIALS.</w:t>
+        <w:t>-  Unknown identifier, wrong password, or an account without a password → 401 INVALID_CREDENTIALS, without revealing which identifier exists.</w:t>
       </w:r>
     </w:p>
     <w:p>
       <w:r>
-        <w:t>Sai password hoac user chua co password (OAuth-only) -&gt; 401 INVALID_CREDENTIALS.</w:t>
+        <w:t>-  Suspended account, or any status other than ACTIVE or DEACTIVATED → 403 ACCOUNT_SUSPENDED.</w:t>
       </w:r>
     </w:p>
     <w:p>
       <w:r>
-        <w:t>Tai khoan khong active hoac status khac ACTIVE/DEACTIVATED (vd SUSPENDED) -&gt; 403 ACCOUNT_SUSPENDED.</w:t>
+        <w:t>-  Deactivated account → 403 ACCOUNT_DEACTIVATED.</w:t>
       </w:r>
     </w:p>
     <w:p>
       <w:r>
-        <w:t>Tai khoan status=DEACTIVATED -&gt; 403 ACCOUNT_DEACTIVATED.</w:t>
+        <w:t>-  Two-factor authentication enabled → no tokens are issued and the screen continues on the two-factor code screen (3.2.7).</w:t>
       </w:r>
     </w:p>
     <w:p>
       <w:r>
-        <w:t>POST /refresh thieu cookie refreshToken -&gt; 401 REFRESH_TOKEN_INVALID.</w:t>
-      </w:r>
-    </w:p>
-    <w:p>
-      <w:r>
-        <w:t>POST /refresh voi token da blacklist (sau logout) -&gt; 401 REFRESH_TOKEN_BLACKLISTED.</w:t>
-      </w:r>
-    </w:p>
-    <w:p>
-      <w:r>
-        <w:t>POST /refresh voi token cap truoc lan doi mat khau gan nhat -&gt; 401 REFRESH_TOKEN_INVALID.</w:t>
-      </w:r>
-    </w:p>
-    <w:p>
-      <w:r>
-        <w:t>POST /refresh khi user da bi deactivate -&gt; 401 REFRESH_TOKEN_INVALID.</w:t>
+        <w:t>-  Refresh requested without the cookie, or with an unusable, blacklisted or stale token → 401 REFRESH_TOKEN_INVALID or 401 REFRESH_TOKEN_BLACKLISTED.</w:t>
       </w:r>
     </w:p>
     <w:p>
@@ -420,7 +373,7 @@
         <w:t xml:space="preserve">-  </w:t>
       </w:r>
       <w:r>
-        <w:t>Login thanh cong (2FA tat): user co accessToken + cookie refreshToken hop le, lastLoginAt cap nhat, AuditLog LOGIN duoc ghi.</w:t>
+        <w:t>The sign-in is recorded and the last sign-in time is updated.</w:t>
       </w:r>
     </w:p>
     <w:p>
@@ -431,7 +384,7 @@
         <w:t xml:space="preserve">-  </w:t>
       </w:r>
       <w:r>
-        <w:t>Login thanh cong (2FA bat): user chi co twoFactorToken tam thoi, chua duoc cap access/refresh token, phai hoan tat FR 3.2.7 2FA verify moi dang nhap xong.</w:t>
+        <w:t>An access token and a refresh token cookie are issued when two-factor authentication is disabled.</w:t>
       </w:r>
     </w:p>
     <w:p>
@@ -442,7 +395,7 @@
         <w:t xml:space="preserve">-  </w:t>
       </w:r>
       <w:r>
-        <w:t>Refresh thanh cong: refreshToken cu bi blacklist (rotate), token moi duoc cap, AuditLog TOKEN_REFRESH duoc ghi.</w:t>
+        <w:t>A two-factor challenge token, and no tokens, is issued when two-factor authentication is enabled.</w:t>
       </w:r>
     </w:p>
     <w:sectPr>

--- a/docs/feature/authentication/3-2-2-sign-in-with-email/spec.docx
+++ b/docs/feature/authentication/3-2-2-sign-in-with-email/spec.docx
@@ -120,9 +120,7 @@
       <w:pPr>
         <w:ind w:left="360"/>
       </w:pPr>
-      <w:r>
-        <w:t xml:space="preserve">-  </w:t>
-      </w:r>
+      <w:r/>
       <w:r>
         <w:t>Center: identifier input (email address or phone number), password input.</w:t>
       </w:r>
@@ -131,9 +129,7 @@
       <w:pPr>
         <w:ind w:left="360"/>
       </w:pPr>
-      <w:r>
-        <w:t xml:space="preserve">-  </w:t>
-      </w:r>
+      <w:r/>
       <w:r>
         <w:t>Links: "Forgot password" leading to Reset Password (3.2.4), and the Google sign-in entry point (3.2.3).</w:t>
       </w:r>
@@ -142,9 +138,7 @@
       <w:pPr>
         <w:ind w:left="360"/>
       </w:pPr>
-      <w:r>
-        <w:t xml:space="preserve">-  </w:t>
-      </w:r>
+      <w:r/>
       <w:r>
         <w:t>On success the screen stores the access token, loads the profile and navigates to the Dashboard / Agency list.</w:t>
       </w:r>
@@ -153,9 +147,7 @@
       <w:pPr>
         <w:ind w:left="360"/>
       </w:pPr>
-      <w:r>
-        <w:t xml:space="preserve">-  </w:t>
-      </w:r>
+      <w:r/>
       <w:r>
         <w:t>When two-factor authentication is enabled the screen moves to the two-factor code screen (3.2.7) instead.</w:t>
       </w:r>
@@ -369,9 +361,7 @@
       <w:pPr>
         <w:ind w:left="360"/>
       </w:pPr>
-      <w:r>
-        <w:t xml:space="preserve">-  </w:t>
-      </w:r>
+      <w:r/>
       <w:r>
         <w:t>The sign-in is recorded and the last sign-in time is updated.</w:t>
       </w:r>
@@ -380,9 +370,7 @@
       <w:pPr>
         <w:ind w:left="360"/>
       </w:pPr>
-      <w:r>
-        <w:t xml:space="preserve">-  </w:t>
-      </w:r>
+      <w:r/>
       <w:r>
         <w:t>An access token and a refresh token cookie are issued when two-factor authentication is disabled.</w:t>
       </w:r>
@@ -391,9 +379,7 @@
       <w:pPr>
         <w:ind w:left="360"/>
       </w:pPr>
-      <w:r>
-        <w:t xml:space="preserve">-  </w:t>
-      </w:r>
+      <w:r/>
       <w:r>
         <w:t>A two-factor challenge token, and no tokens, is issued when two-factor authentication is enabled.</w:t>
       </w:r>

--- a/docs/feature/authentication/3-2-2-sign-in-with-email/spec.docx
+++ b/docs/feature/authentication/3-2-2-sign-in-with-email/spec.docx
@@ -209,10 +209,10 @@
         <w:rPr>
           <w:b/>
         </w:rPr>
-        <w:t xml:space="preserve">BR-01: </w:t>
+        <w:t xml:space="preserve">BR-05: </w:t>
       </w:r>
       <w:r>
-        <w:t>When no account matches the identifier, or the password does not match, or the account has no password (created through Google only), the same answer is returned: 401 INVALID_CREDENTIALS. The answer never reveals whether the email address or the phone number exists.</w:t>
+        <w:t>Anti-enumeration — when no account matches the identifier, or the password does not match, or the account has no password (created through Google only), the same answer is returned: 401 INVALID_CREDENTIALS. The answer never reveals whether the email address or the phone number exists.</w:t>
       </w:r>
     </w:p>
     <w:p>
@@ -220,10 +220,10 @@
         <w:rPr>
           <w:b/>
         </w:rPr>
-        <w:t xml:space="preserve">BR-02: </w:t>
+        <w:t xml:space="preserve">BR-06: </w:t>
       </w:r>
       <w:r>
-        <w:t>The email part of the identifier is matched case-insensitively; the phone part is normalized before lookup.</w:t>
+        <w:t>Suspended / inactive account → 403 ACCOUNT_SUSPENDED, checked before password comparison. A status of DEACTIVATED → 403 ACCOUNT_DEACTIVATED.</w:t>
       </w:r>
     </w:p>
     <w:p>
@@ -231,10 +231,10 @@
         <w:rPr>
           <w:b/>
         </w:rPr>
-        <w:t xml:space="preserve">BR-03: </w:t>
+        <w:t xml:space="preserve">BR-07: </w:t>
       </w:r>
       <w:r>
-        <w:t>An inactive account, or any status other than ACTIVE or DEACTIVATED → 403 ACCOUNT_SUSPENDED. A status of DEACTIVATED → 403 ACCOUNT_DEACTIVATED.</w:t>
+        <w:t>Login accepts an identifier field auto-detected as email (contains "@") or phone (E.164); the email part is matched case-insensitively, the phone part is normalized before lookup.</w:t>
       </w:r>
     </w:p>
     <w:p>
@@ -242,10 +242,10 @@
         <w:rPr>
           <w:b/>
         </w:rPr>
-        <w:t xml:space="preserve">BR-04: </w:t>
+        <w:t xml:space="preserve">BR-08: </w:t>
       </w:r>
       <w:r>
-        <w:t>When two-factor authentication is enabled no access token and no refresh token are issued at this step; a two-factor challenge token is returned instead and the refresh cookie is not set.</w:t>
+        <w:t>Access token is JWT RS256 with a 15-minute TTL; refresh token is an HttpOnly cookie only, 30-day TTL, never in the JSON body. When two-factor authentication is enabled no access token and no refresh token are issued at this step; a two-factor challenge token is returned instead and the refresh cookie is not set.</w:t>
       </w:r>
     </w:p>
     <w:p>
@@ -253,10 +253,10 @@
         <w:rPr>
           <w:b/>
         </w:rPr>
-        <w:t xml:space="preserve">BR-05: </w:t>
+        <w:t xml:space="preserve">BR-12: </w:t>
       </w:r>
       <w:r>
-        <w:t>A refresh is accepted only from the HTTP-only cookie, never from the request body. A missing cookie or an unusable token → 401 REFRESH_TOKEN_INVALID. A token invalidated by sign-out → 401 REFRESH_TOKEN_BLACKLISTED. A token issued before the most recent password change → 401 REFRESH_TOKEN_INVALID. A successful refresh rotates the refresh token.</w:t>
+        <w:t>Refresh token jti is checked against a blacklist; a token issued before the most recent password change is rejected. A refresh is accepted only from the HTTP-only cookie, never from the request body. A missing cookie or an unusable/stale token → 401 REFRESH_TOKEN_INVALID. A blacklisted token → 401 REFRESH_TOKEN_BLACKLISTED. A successful refresh rotates the refresh token.</w:t>
       </w:r>
     </w:p>
     <w:p>
@@ -266,12 +266,50 @@
     </w:p>
     <w:p>
       <w:r>
-        <w:t>Empty identifier or empty password → error message.</w:t>
+        <w:t xml:space="preserve">identifier empty → Display: </w:t>
+      </w:r>
+      <w:r>
+        <w:rPr>
+          <w:b/>
+        </w:rPr>
+        <w:t xml:space="preserve">MSG02</w:t>
+      </w:r>
+      <w:r>
+        <w:rPr>
+          <w:b/>
+        </w:rPr>
       </w:r>
     </w:p>
     <w:p>
       <w:r>
-        <w:t>The identifier is neither a valid email format nor a valid phone number → error message.</w:t>
+        <w:t xml:space="preserve">password empty → Display: </w:t>
+      </w:r>
+      <w:r>
+        <w:rPr>
+          <w:b/>
+        </w:rPr>
+        <w:t xml:space="preserve">MSG02</w:t>
+      </w:r>
+      <w:r>
+        <w:rPr>
+          <w:b/>
+        </w:rPr>
+      </w:r>
+    </w:p>
+    <w:p>
+      <w:r>
+        <w:t xml:space="preserve">identifier neither a valid email format nor a valid phone number → Display: </w:t>
+      </w:r>
+      <w:r>
+        <w:rPr>
+          <w:b/>
+        </w:rPr>
+        <w:t xml:space="preserve">MSG04</w:t>
+      </w:r>
+      <w:r>
+        <w:rPr>
+          <w:b/>
+        </w:rPr>
       </w:r>
     </w:p>
     <w:p>
@@ -315,7 +353,28 @@
     </w:p>
     <w:p>
       <w:r>
-        <w:t>6. The screen stores the access token, loads the profile and navigates to the Dashboard / Agency list.</w:t>
+        <w:t xml:space="preserve">6. The screen stores the access token, loads the profile and navigates to the Dashboard / Agency list. Toast </w:t>
+      </w:r>
+      <w:r>
+        <w:rPr>
+          <w:b/>
+        </w:rPr>
+      </w:r>
+      <w:r/>
+      <w:r>
+        <w:rPr>
+          <w:b/>
+        </w:rPr>
+      </w:r>
+      <w:r/>
+      <w:r>
+        <w:rPr>
+          <w:b/>
+        </w:rPr>
+        <w:t xml:space="preserve">MSG11</w:t>
+      </w:r>
+      <w:r>
+        <w:t>.</w:t>
       </w:r>
     </w:p>
     <w:p>
@@ -325,27 +384,102 @@
     </w:p>
     <w:p>
       <w:r>
-        <w:t>-  Unknown identifier, wrong password, or an account without a password → 401 INVALID_CREDENTIALS, without revealing which identifier exists.</w:t>
+        <w:t xml:space="preserve">2.a1: Unknown identifier, wrong password, or an account without a password (BR-05) → 401 INVALID_CREDENTIALS, toast </w:t>
+      </w:r>
+      <w:r>
+        <w:rPr>
+          <w:b/>
+        </w:rPr>
+        <w:t xml:space="preserve">MSG07</w:t>
+      </w:r>
+      <w:r>
+        <w:t xml:space="preserve">; the identifier is never confirmed to exist.</w:t>
+      </w:r>
+      <w:r>
+        <w:br/>
+      </w:r>
+      <w:r>
+        <w:t xml:space="preserve">2.a2: The Guest re-enters the credentials or uses "Forgot password" (3.2.4).</w:t>
       </w:r>
     </w:p>
     <w:p>
       <w:r>
-        <w:t>-  Suspended account, or any status other than ACTIVE or DEACTIVATED → 403 ACCOUNT_SUSPENDED.</w:t>
+        <w:t xml:space="preserve">2.b1: The account status is anything other than ACTIVE or DEACTIVATED (BR-06) → 403 ACCOUNT_SUSPENDED, toast </w:t>
+      </w:r>
+      <w:r>
+        <w:rPr>
+          <w:b/>
+        </w:rPr>
+        <w:t xml:space="preserve">MSG09</w:t>
+      </w:r>
+      <w:r>
+        <w:t xml:space="preserve">.</w:t>
+      </w:r>
+      <w:r>
+        <w:br/>
+      </w:r>
+      <w:r>
+        <w:t xml:space="preserve">2.b2: The Guest contacts support to resolve the account status.</w:t>
       </w:r>
     </w:p>
     <w:p>
       <w:r>
-        <w:t>-  Deactivated account → 403 ACCOUNT_DEACTIVATED.</w:t>
+        <w:t xml:space="preserve">2.c1: The account status is DEACTIVATED (BR-06) → 403 ACCOUNT_DEACTIVATED, toast </w:t>
+      </w:r>
+      <w:r>
+        <w:rPr>
+          <w:b/>
+        </w:rPr>
+        <w:t xml:space="preserve">MSG09</w:t>
+      </w:r>
+      <w:r>
+        <w:t xml:space="preserve">.</w:t>
+      </w:r>
+      <w:r>
+        <w:br/>
+      </w:r>
+      <w:r>
+        <w:t xml:space="preserve">2.c2: The Guest reactivates the account (3.2.9) or contacts support.</w:t>
       </w:r>
     </w:p>
     <w:p>
       <w:r>
-        <w:t>-  Two-factor authentication enabled → no tokens are issued and the screen continues on the two-factor code screen (3.2.7).</w:t>
+        <w:t xml:space="preserve">4.a1: Two-factor authentication is enabled on the account (BR-08) → no access token and no refresh token are issued; a two-factor challenge token is returned instead.</w:t>
+      </w:r>
+      <w:r>
+        <w:br/>
+      </w:r>
+      <w:r>
+        <w:t xml:space="preserve">4.a2: The screen continues on the two-factor code screen (3.2.7) for the Guest to complete sign-in.</w:t>
       </w:r>
     </w:p>
     <w:p>
       <w:r>
-        <w:t>-  Refresh requested without the cookie, or with an unusable, blacklisted or stale token → 401 REFRESH_TOKEN_INVALID or 401 REFRESH_TOKEN_BLACKLISTED.</w:t>
+        <w:t xml:space="preserve">5.a1: Refresh requested without the cookie, or with an unusable or stale token (BR-12) → 401 REFRESH_TOKEN_INVALID, toast </w:t>
+      </w:r>
+      <w:r>
+        <w:rPr>
+          <w:b/>
+        </w:rPr>
+        <w:t xml:space="preserve">MSG22</w:t>
+      </w:r>
+      <w:r>
+        <w:t xml:space="preserve">.</w:t>
+      </w:r>
+      <w:r>
+        <w:br/>
+      </w:r>
+      <w:r>
+        <w:t xml:space="preserve">5.a2: Refresh requested with a token invalidated by sign-out (BR-12) → 401 REFRESH_TOKEN_BLACKLISTED, toast </w:t>
+      </w:r>
+      <w:r>
+        <w:rPr>
+          <w:b/>
+        </w:rPr>
+        <w:t xml:space="preserve">MSG22</w:t>
+      </w:r>
+      <w:r>
+        <w:t xml:space="preserve">; either way the screen redirects the Guest back to /login.</w:t>
       </w:r>
     </w:p>
     <w:p>
